--- a/AnalysisVaishali/Demographic_Table.docx
+++ b/AnalysisVaishali/Demographic_Table.docx
@@ -2852,7 +2852,7 @@
                 <w:szCs w:val="24"/>
                 <w:color w:val="000000"/>
               </w:rPr>
-              <w:t xml:space="preserve">3</w:t>
+              <w:t xml:space="preserve">0</w:t>
             </w:r>
           </w:p>
         </w:tc>
@@ -2904,7 +2904,7 @@
                 <w:szCs w:val="24"/>
                 <w:color w:val="000000"/>
               </w:rPr>
-              <w:t xml:space="preserve">72</w:t>
+              <w:t xml:space="preserve">0</w:t>
             </w:r>
           </w:p>
         </w:tc>
@@ -3066,7 +3066,7 @@
                 <w:szCs w:val="24"/>
                 <w:color w:val="000000"/>
               </w:rPr>
-              <w:t xml:space="preserve">37</w:t>
+              <w:t xml:space="preserve">0</w:t>
             </w:r>
           </w:p>
         </w:tc>
@@ -3118,7 +3118,7 @@
                 <w:szCs w:val="24"/>
                 <w:color w:val="000000"/>
               </w:rPr>
-              <w:t xml:space="preserve">38</w:t>
+              <w:t xml:space="preserve">0</w:t>
             </w:r>
           </w:p>
         </w:tc>
@@ -3280,7 +3280,7 @@
                 <w:szCs w:val="24"/>
                 <w:color w:val="000000"/>
               </w:rPr>
-              <w:t xml:space="preserve">31</w:t>
+              <w:t xml:space="preserve">0</w:t>
             </w:r>
           </w:p>
         </w:tc>
@@ -3332,7 +3332,7 @@
                 <w:szCs w:val="24"/>
                 <w:color w:val="000000"/>
               </w:rPr>
-              <w:t xml:space="preserve">44</w:t>
+              <w:t xml:space="preserve">0</w:t>
             </w:r>
           </w:p>
         </w:tc>
@@ -3494,7 +3494,7 @@
                 <w:szCs w:val="24"/>
                 <w:color w:val="000000"/>
               </w:rPr>
-              <w:t xml:space="preserve">5</w:t>
+              <w:t xml:space="preserve">0</w:t>
             </w:r>
           </w:p>
         </w:tc>
@@ -3546,7 +3546,7 @@
                 <w:szCs w:val="24"/>
                 <w:color w:val="000000"/>
               </w:rPr>
-              <w:t xml:space="preserve">70</w:t>
+              <w:t xml:space="preserve">0</w:t>
             </w:r>
           </w:p>
         </w:tc>
@@ -3559,7 +3559,7 @@
         <w:tc>
           <w:tcPr>
             <w:tcBorders>
-              <w:bottom w:val="single" w:sz="12" w:space="0" w:color="2E4057"/>
+              <w:bottom w:val="single" w:sz="4" w:space="0" w:color="AAAAAA"/>
               <w:top w:val="single" w:sz="4" w:space="0" w:color="AAAAAA"/>
               <w:left w:val="single" w:sz="12" w:space="0" w:color="2E4057"/>
               <w:right w:val="single" w:sz="8" w:space="0" w:color="2E4057"/>
@@ -3611,7 +3611,7 @@
         <w:tc>
           <w:tcPr>
             <w:tcBorders>
-              <w:bottom w:val="single" w:sz="12" w:space="0" w:color="2E4057"/>
+              <w:bottom w:val="single" w:sz="4" w:space="0" w:color="AAAAAA"/>
               <w:top w:val="single" w:sz="4" w:space="0" w:color="AAAAAA"/>
               <w:left w:val="single" w:sz="8" w:space="0" w:color="2E4057"/>
               <w:right w:val="single" w:sz="8" w:space="0" w:color="2E4057"/>
@@ -3663,7 +3663,7 @@
         <w:tc>
           <w:tcPr>
             <w:tcBorders>
-              <w:bottom w:val="single" w:sz="12" w:space="0" w:color="2E4057"/>
+              <w:bottom w:val="single" w:sz="4" w:space="0" w:color="AAAAAA"/>
               <w:top w:val="single" w:sz="4" w:space="0" w:color="AAAAAA"/>
               <w:left w:val="single" w:sz="8" w:space="0" w:color="2E4057"/>
               <w:right w:val="single" w:sz="8" w:space="0" w:color="2E4057"/>
@@ -3715,7 +3715,7 @@
         <w:tc>
           <w:tcPr>
             <w:tcBorders>
-              <w:bottom w:val="single" w:sz="12" w:space="0" w:color="2E4057"/>
+              <w:bottom w:val="single" w:sz="4" w:space="0" w:color="AAAAAA"/>
               <w:top w:val="single" w:sz="4" w:space="0" w:color="AAAAAA"/>
               <w:left w:val="single" w:sz="8" w:space="0" w:color="2E4057"/>
               <w:right w:val="single" w:sz="12" w:space="0" w:color="2E4057"/>
@@ -3760,7 +3760,221 @@
                 <w:szCs w:val="24"/>
                 <w:color w:val="000000"/>
               </w:rPr>
-              <w:t xml:space="preserve">75</w:t>
+              <w:t xml:space="preserve">0</w:t>
+            </w:r>
+          </w:p>
+        </w:tc>
+      </w:tr>
+      <w:tr>
+        <w:trPr>
+          <w:trHeight w:val="432" w:hRule="auto"/>
+        </w:trPr>
+        body18
+        <w:tc>
+          <w:tcPr>
+            <w:tcBorders>
+              <w:bottom w:val="single" w:sz="12" w:space="0" w:color="2E4057"/>
+              <w:top w:val="single" w:sz="4" w:space="0" w:color="AAAAAA"/>
+              <w:left w:val="single" w:sz="12" w:space="0" w:color="2E4057"/>
+              <w:right w:val="single" w:sz="8" w:space="0" w:color="2E4057"/>
+            </w:tcBorders>
+            <w:shd w:val="clear" w:color="auto" w:fill="D6E4F0"/>
+            <w:tcMar>
+              <w:top w:w="0" w:type="dxa"/>
+              <w:bottom w:w="0" w:type="dxa"/>
+              <w:left w:w="0" w:type="dxa"/>
+              <w:right w:w="0" w:type="dxa"/>
+            </w:tcMar>
+            <w:vAlign w:val="center"/>
+          </w:tcPr>
+          <w:p>
+            <w:pPr>
+              <w:jc w:val="center"/>
+              <w:pBdr>
+                <w:bottom w:val="none" w:sz="0" w:space="0" w:color="000000"/>
+                <w:top w:val="none" w:sz="0" w:space="0" w:color="000000"/>
+                <w:left w:val="none" w:sz="0" w:space="0" w:color="000000"/>
+                <w:right w:val="none" w:sz="0" w:space="0" w:color="000000"/>
+              </w:pBdr>
+              <w:spacing w:after="100" w:before="100" w:line="240"/>
+              <w:ind w:left="100" w:right="100" w:firstLine="0" w:firstLineChars="0"/>
+              <w:rPr>
+                <w:rFonts w:ascii="Times New Roman" w:hAnsi="Times New Roman" w:eastAsia="Times New Roman" w:cs="Times New Roman"/>
+                <w:i w:val="false"/>
+                <w:b w:val="false"/>
+                <w:u w:val="none"/>
+                <w:sz w:val="24"/>
+                <w:szCs w:val="24"/>
+                <w:color w:val="000000"/>
+              </w:rPr>
+            </w:pPr>
+            <w:r>
+              <w:rPr>
+                <w:rFonts w:ascii="Times New Roman" w:hAnsi="Times New Roman" w:eastAsia="Times New Roman" w:cs="Times New Roman"/>
+                <w:i w:val="false"/>
+                <w:b w:val="false"/>
+                <w:u w:val="none"/>
+                <w:sz w:val="24"/>
+                <w:szCs w:val="24"/>
+                <w:color w:val="000000"/>
+              </w:rPr>
+              <w:t xml:space="preserve">18</w:t>
+            </w:r>
+          </w:p>
+        </w:tc>
+        <w:tc>
+          <w:tcPr>
+            <w:tcBorders>
+              <w:bottom w:val="single" w:sz="12" w:space="0" w:color="2E4057"/>
+              <w:top w:val="single" w:sz="4" w:space="0" w:color="AAAAAA"/>
+              <w:left w:val="single" w:sz="8" w:space="0" w:color="2E4057"/>
+              <w:right w:val="single" w:sz="8" w:space="0" w:color="2E4057"/>
+            </w:tcBorders>
+            <w:shd w:val="clear" w:color="auto" w:fill="D6E4F0"/>
+            <w:tcMar>
+              <w:top w:w="0" w:type="dxa"/>
+              <w:bottom w:w="0" w:type="dxa"/>
+              <w:left w:w="0" w:type="dxa"/>
+              <w:right w:w="0" w:type="dxa"/>
+            </w:tcMar>
+            <w:vAlign w:val="center"/>
+          </w:tcPr>
+          <w:p>
+            <w:pPr>
+              <w:jc w:val="left"/>
+              <w:pBdr>
+                <w:bottom w:val="none" w:sz="0" w:space="0" w:color="000000"/>
+                <w:top w:val="none" w:sz="0" w:space="0" w:color="000000"/>
+                <w:left w:val="none" w:sz="0" w:space="0" w:color="000000"/>
+                <w:right w:val="none" w:sz="0" w:space="0" w:color="000000"/>
+              </w:pBdr>
+              <w:spacing w:after="100" w:before="100" w:line="240"/>
+              <w:ind w:left="100" w:right="100" w:firstLine="0" w:firstLineChars="0"/>
+              <w:rPr>
+                <w:rFonts w:ascii="Times New Roman" w:hAnsi="Times New Roman" w:eastAsia="Times New Roman" w:cs="Times New Roman"/>
+                <w:i w:val="false"/>
+                <w:b w:val="false"/>
+                <w:u w:val="none"/>
+                <w:sz w:val="24"/>
+                <w:szCs w:val="24"/>
+                <w:color w:val="000000"/>
+              </w:rPr>
+            </w:pPr>
+            <w:r>
+              <w:rPr>
+                <w:rFonts w:ascii="Times New Roman" w:hAnsi="Times New Roman" w:eastAsia="Times New Roman" w:cs="Times New Roman"/>
+                <w:i w:val="false"/>
+                <w:b w:val="false"/>
+                <w:u w:val="none"/>
+                <w:sz w:val="24"/>
+                <w:szCs w:val="24"/>
+                <w:color w:val="000000"/>
+              </w:rPr>
+              <w:t xml:space="preserve">Atherosclerosis</w:t>
+            </w:r>
+          </w:p>
+        </w:tc>
+        <w:tc>
+          <w:tcPr>
+            <w:tcBorders>
+              <w:bottom w:val="single" w:sz="12" w:space="0" w:color="2E4057"/>
+              <w:top w:val="single" w:sz="4" w:space="0" w:color="AAAAAA"/>
+              <w:left w:val="single" w:sz="8" w:space="0" w:color="2E4057"/>
+              <w:right w:val="single" w:sz="8" w:space="0" w:color="2E4057"/>
+            </w:tcBorders>
+            <w:shd w:val="clear" w:color="auto" w:fill="D6E4F0"/>
+            <w:tcMar>
+              <w:top w:w="0" w:type="dxa"/>
+              <w:bottom w:w="0" w:type="dxa"/>
+              <w:left w:w="0" w:type="dxa"/>
+              <w:right w:w="0" w:type="dxa"/>
+            </w:tcMar>
+            <w:vAlign w:val="center"/>
+          </w:tcPr>
+          <w:p>
+            <w:pPr>
+              <w:jc w:val="center"/>
+              <w:pBdr>
+                <w:bottom w:val="none" w:sz="0" w:space="0" w:color="000000"/>
+                <w:top w:val="none" w:sz="0" w:space="0" w:color="000000"/>
+                <w:left w:val="none" w:sz="0" w:space="0" w:color="000000"/>
+                <w:right w:val="none" w:sz="0" w:space="0" w:color="000000"/>
+              </w:pBdr>
+              <w:spacing w:after="100" w:before="100" w:line="240"/>
+              <w:ind w:left="100" w:right="100" w:firstLine="0" w:firstLineChars="0"/>
+              <w:rPr>
+                <w:rFonts w:ascii="Times New Roman" w:hAnsi="Times New Roman" w:eastAsia="Times New Roman" w:cs="Times New Roman"/>
+                <w:i w:val="false"/>
+                <w:b w:val="false"/>
+                <w:u w:val="none"/>
+                <w:sz w:val="24"/>
+                <w:szCs w:val="24"/>
+                <w:color w:val="000000"/>
+              </w:rPr>
+            </w:pPr>
+            <w:r>
+              <w:rPr>
+                <w:rFonts w:ascii="Times New Roman" w:hAnsi="Times New Roman" w:eastAsia="Times New Roman" w:cs="Times New Roman"/>
+                <w:i w:val="false"/>
+                <w:b w:val="false"/>
+                <w:u w:val="none"/>
+                <w:sz w:val="24"/>
+                <w:szCs w:val="24"/>
+                <w:color w:val="000000"/>
+              </w:rPr>
+              <w:t xml:space="preserve">38</w:t>
+            </w:r>
+          </w:p>
+        </w:tc>
+        <w:tc>
+          <w:tcPr>
+            <w:tcBorders>
+              <w:bottom w:val="single" w:sz="12" w:space="0" w:color="2E4057"/>
+              <w:top w:val="single" w:sz="4" w:space="0" w:color="AAAAAA"/>
+              <w:left w:val="single" w:sz="8" w:space="0" w:color="2E4057"/>
+              <w:right w:val="single" w:sz="12" w:space="0" w:color="2E4057"/>
+            </w:tcBorders>
+            <w:shd w:val="clear" w:color="auto" w:fill="D6E4F0"/>
+            <w:tcMar>
+              <w:top w:w="0" w:type="dxa"/>
+              <w:bottom w:w="0" w:type="dxa"/>
+              <w:left w:w="0" w:type="dxa"/>
+              <w:right w:w="0" w:type="dxa"/>
+            </w:tcMar>
+            <w:vAlign w:val="center"/>
+          </w:tcPr>
+          <w:p>
+            <w:pPr>
+              <w:jc w:val="center"/>
+              <w:pBdr>
+                <w:bottom w:val="none" w:sz="0" w:space="0" w:color="000000"/>
+                <w:top w:val="none" w:sz="0" w:space="0" w:color="000000"/>
+                <w:left w:val="none" w:sz="0" w:space="0" w:color="000000"/>
+                <w:right w:val="none" w:sz="0" w:space="0" w:color="000000"/>
+              </w:pBdr>
+              <w:spacing w:after="100" w:before="100" w:line="240"/>
+              <w:ind w:left="100" w:right="100" w:firstLine="0" w:firstLineChars="0"/>
+              <w:rPr>
+                <w:rFonts w:ascii="Times New Roman" w:hAnsi="Times New Roman" w:eastAsia="Times New Roman" w:cs="Times New Roman"/>
+                <w:i w:val="false"/>
+                <w:b w:val="false"/>
+                <w:u w:val="none"/>
+                <w:sz w:val="24"/>
+                <w:szCs w:val="24"/>
+                <w:color w:val="000000"/>
+              </w:rPr>
+            </w:pPr>
+            <w:r>
+              <w:rPr>
+                <w:rFonts w:ascii="Times New Roman" w:hAnsi="Times New Roman" w:eastAsia="Times New Roman" w:cs="Times New Roman"/>
+                <w:i w:val="false"/>
+                <w:b w:val="false"/>
+                <w:u w:val="none"/>
+                <w:sz w:val="24"/>
+                <w:szCs w:val="24"/>
+                <w:color w:val="000000"/>
+              </w:rPr>
+              <w:t xml:space="preserve">37</w:t>
             </w:r>
           </w:p>
         </w:tc>
